--- a/testakten/sanierungsgewinn-insolvenzplan-grossbach-druckguss-erfurt-2026/08_3a_iv_estg_antrag_finanzamt_erfurt.docx
+++ b/testakten/sanierungsgewinn-insolvenzplan-grossbach-druckguss-erfurt-2026/08_3a_iv_estg_antrag_finanzamt_erfurt.docx
@@ -5,16 +5,20 @@
     <w:p>
       <w:pPr>
         <w:pStyle w:val="Heading1"/>
+        <w:spacing w:after="160" w:line="259" w:lineRule="auto"/>
       </w:pPr>
       <w:r>
         <w:rPr>
           <w:rFonts w:ascii="Times New Roman" w:hAnsi="Times New Roman"/>
+          <w:b/>
+          <w:sz w:val="28"/>
         </w:rPr>
         <w:t>08 Antrag nach § 3a Abs. 4 EStG — Steuerfreistellung Sanierungsertrag</w:t>
       </w:r>
     </w:p>
     <w:p>
       <w:pPr>
+        <w:spacing w:line="259" w:lineRule="auto" w:after="60"/>
         <w:jc w:val="left"/>
       </w:pPr>
       <w:r>
@@ -29,78 +33,123 @@
     </w:p>
     <w:p>
       <w:pPr>
+        <w:spacing w:before="120" w:after="60" w:line="259" w:lineRule="auto"/>
         <w:jc w:val="left"/>
       </w:pPr>
       <w:r>
         <w:rPr>
+          <w:rFonts w:ascii="Times New Roman" w:hAnsi="Times New Roman"/>
           <w:b/>
+          <w:sz w:val="22"/>
         </w:rPr>
         <w:t>Empfänger:</w:t>
       </w:r>
       <w:r>
+        <w:rPr>
+          <w:rFonts w:ascii="Times New Roman" w:hAnsi="Times New Roman"/>
+          <w:b/>
+          <w:sz w:val="22"/>
+        </w:rPr>
         <w:t xml:space="preserve"> Finanzamt Erfurt, Bahnhofstrasse 4, 99084 Erfurt</w:t>
       </w:r>
     </w:p>
     <w:p>
       <w:pPr>
+        <w:spacing w:before="120" w:after="60" w:line="259" w:lineRule="auto"/>
         <w:jc w:val="left"/>
       </w:pPr>
       <w:r>
         <w:rPr>
+          <w:rFonts w:ascii="Times New Roman" w:hAnsi="Times New Roman"/>
           <w:b/>
+          <w:sz w:val="22"/>
         </w:rPr>
         <w:t>Datum (intern festgelegt):</w:t>
       </w:r>
       <w:r>
+        <w:rPr>
+          <w:rFonts w:ascii="Times New Roman" w:hAnsi="Times New Roman"/>
+          <w:b/>
+          <w:sz w:val="22"/>
+        </w:rPr>
         <w:t xml:space="preserve"> 28.04.2026 — Versand vorgesehen mit der Plan-Vorlage</w:t>
       </w:r>
     </w:p>
     <w:p>
       <w:pPr>
+        <w:spacing w:before="120" w:after="60" w:line="259" w:lineRule="auto"/>
         <w:jc w:val="left"/>
       </w:pPr>
       <w:r>
         <w:rPr>
+          <w:rFonts w:ascii="Times New Roman" w:hAnsi="Times New Roman"/>
           <w:b/>
+          <w:sz w:val="22"/>
         </w:rPr>
         <w:t>Zustellung:</w:t>
       </w:r>
       <w:r>
+        <w:rPr>
+          <w:rFonts w:ascii="Times New Roman" w:hAnsi="Times New Roman"/>
+          <w:b/>
+          <w:sz w:val="22"/>
+        </w:rPr>
         <w:t xml:space="preserve"> ELSTER, qualifiziert signiert StB Engelmeier</w:t>
       </w:r>
     </w:p>
     <w:p>
       <w:pPr>
+        <w:spacing w:before="120" w:after="60" w:line="259" w:lineRule="auto"/>
         <w:jc w:val="left"/>
       </w:pPr>
       <w:r>
         <w:rPr>
+          <w:rFonts w:ascii="Times New Roman" w:hAnsi="Times New Roman"/>
           <w:b/>
+          <w:sz w:val="22"/>
         </w:rPr>
         <w:t>Steuernummer:</w:t>
       </w:r>
       <w:r>
+        <w:rPr>
+          <w:rFonts w:ascii="Times New Roman" w:hAnsi="Times New Roman"/>
+          <w:b/>
+          <w:sz w:val="22"/>
+        </w:rPr>
         <w:t xml:space="preserve"> 156/120/82736</w:t>
       </w:r>
     </w:p>
     <w:p>
       <w:pPr>
+        <w:spacing w:before="120" w:after="60" w:line="259" w:lineRule="auto"/>
         <w:jc w:val="left"/>
       </w:pPr>
       <w:r>
         <w:rPr>
+          <w:rFonts w:ascii="Times New Roman" w:hAnsi="Times New Roman"/>
           <w:b/>
+          <w:sz w:val="22"/>
         </w:rPr>
         <w:t>Vorgang:</w:t>
       </w:r>
       <w:r>
+        <w:rPr>
+          <w:rFonts w:ascii="Times New Roman" w:hAnsi="Times New Roman"/>
+          <w:b/>
+          <w:sz w:val="22"/>
+        </w:rPr>
         <w:t xml:space="preserve"> Sanierungsertrag aus Insolvenzplanverfahren AG Erfurt 60 IN 188/26</w:t>
       </w:r>
     </w:p>
-    <w:p/>
+    <w:p>
+      <w:pPr>
+        <w:spacing w:line="259" w:lineRule="auto" w:after="60"/>
+      </w:pPr>
+    </w:p>
     <w:p>
       <w:pPr>
         <w:pStyle w:val="Heading2"/>
+        <w:spacing w:line="259" w:lineRule="auto" w:after="60"/>
       </w:pPr>
       <w:r>
         <w:rPr>
@@ -111,6 +160,7 @@
     </w:p>
     <w:p>
       <w:pPr>
+        <w:spacing w:line="259" w:lineRule="auto" w:after="60"/>
         <w:jc w:val="left"/>
       </w:pPr>
       <w:r>
@@ -119,6 +169,7 @@
     </w:p>
     <w:p>
       <w:pPr>
+        <w:spacing w:line="259" w:lineRule="auto" w:after="60"/>
         <w:jc w:val="left"/>
       </w:pPr>
       <w:r>
@@ -130,6 +181,7 @@
     </w:p>
     <w:p>
       <w:pPr>
+        <w:spacing w:line="259" w:lineRule="auto" w:after="60"/>
         <w:jc w:val="left"/>
       </w:pPr>
       <w:r>
@@ -139,6 +191,7 @@
     <w:p>
       <w:pPr>
         <w:pStyle w:val="Heading2"/>
+        <w:spacing w:line="259" w:lineRule="auto" w:after="60"/>
       </w:pPr>
       <w:r>
         <w:rPr>
@@ -149,6 +202,7 @@
     </w:p>
     <w:p>
       <w:pPr>
+        <w:spacing w:line="259" w:lineRule="auto" w:after="60"/>
         <w:jc w:val="left"/>
       </w:pPr>
       <w:r>
@@ -157,6 +211,7 @@
     </w:p>
     <w:p>
       <w:pPr>
+        <w:spacing w:line="259" w:lineRule="auto" w:after="60"/>
         <w:jc w:val="left"/>
       </w:pPr>
       <w:r>
@@ -166,6 +221,7 @@
     <w:p>
       <w:pPr>
         <w:pStyle w:val="Heading2"/>
+        <w:spacing w:line="259" w:lineRule="auto" w:after="60"/>
       </w:pPr>
       <w:r>
         <w:rPr>
@@ -177,6 +233,7 @@
     <w:p>
       <w:pPr>
         <w:pStyle w:val="Heading3"/>
+        <w:spacing w:line="259" w:lineRule="auto" w:after="60"/>
       </w:pPr>
       <w:r>
         <w:rPr>
@@ -187,6 +244,7 @@
     </w:p>
     <w:p>
       <w:pPr>
+        <w:spacing w:line="259" w:lineRule="auto" w:after="60"/>
         <w:jc w:val="left"/>
       </w:pPr>
       <w:r>
@@ -196,6 +254,7 @@
     <w:p>
       <w:pPr>
         <w:pStyle w:val="Heading3"/>
+        <w:spacing w:line="259" w:lineRule="auto" w:after="60"/>
       </w:pPr>
       <w:r>
         <w:rPr>
@@ -206,6 +265,7 @@
     </w:p>
     <w:p>
       <w:pPr>
+        <w:spacing w:line="259" w:lineRule="auto" w:after="60"/>
         <w:jc w:val="left"/>
       </w:pPr>
       <w:r>
@@ -215,6 +275,7 @@
     <w:p>
       <w:pPr>
         <w:pStyle w:val="Heading3"/>
+        <w:spacing w:line="259" w:lineRule="auto" w:after="60"/>
       </w:pPr>
       <w:r>
         <w:rPr>
@@ -225,6 +286,7 @@
     </w:p>
     <w:p>
       <w:pPr>
+        <w:spacing w:line="259" w:lineRule="auto" w:after="60"/>
         <w:jc w:val="left"/>
       </w:pPr>
       <w:r>
@@ -234,6 +296,7 @@
     <w:p>
       <w:pPr>
         <w:pStyle w:val="ListBullet"/>
+        <w:spacing w:line="259" w:lineRule="auto" w:after="60"/>
       </w:pPr>
       <w:r>
         <w:t>Forderungsverzicht der ungesicherten Gläubiger im Volumen von 38 Mio EUR</w:t>
@@ -242,6 +305,7 @@
     <w:p>
       <w:pPr>
         <w:pStyle w:val="ListBullet"/>
+        <w:spacing w:line="259" w:lineRule="auto" w:after="60"/>
       </w:pPr>
       <w:r>
         <w:t>Investoren-Eigenkapital LR Industrial AG (6 Mio EUR)</w:t>
@@ -250,6 +314,7 @@
     <w:p>
       <w:pPr>
         <w:pStyle w:val="ListBullet"/>
+        <w:spacing w:line="259" w:lineRule="auto" w:after="60"/>
       </w:pPr>
       <w:r>
         <w:t>Personalanpassung 60 Stellen (Sozialplan)</w:t>
@@ -258,6 +323,7 @@
     <w:p>
       <w:pPr>
         <w:pStyle w:val="ListBullet"/>
+        <w:spacing w:line="259" w:lineRule="auto" w:after="60"/>
       </w:pPr>
       <w:r>
         <w:t>Pivot in Photovoltaik-Aluminium-Komponenten (MoU Solarwerk Mecklenburg AG vom 02.02.2026, Anlage 10)</w:t>
@@ -265,6 +331,7 @@
     </w:p>
     <w:p>
       <w:pPr>
+        <w:spacing w:line="259" w:lineRule="auto" w:after="60"/>
         <w:jc w:val="left"/>
       </w:pPr>
       <w:r>
@@ -274,6 +341,7 @@
     <w:p>
       <w:pPr>
         <w:pStyle w:val="Heading3"/>
+        <w:spacing w:line="259" w:lineRule="auto" w:after="60"/>
       </w:pPr>
       <w:r>
         <w:rPr>
@@ -284,6 +352,7 @@
     </w:p>
     <w:p>
       <w:pPr>
+        <w:spacing w:line="259" w:lineRule="auto" w:after="60"/>
         <w:jc w:val="left"/>
       </w:pPr>
       <w:r>
@@ -293,6 +362,7 @@
     <w:p>
       <w:pPr>
         <w:pStyle w:val="Heading2"/>
+        <w:spacing w:line="259" w:lineRule="auto" w:after="60"/>
       </w:pPr>
       <w:r>
         <w:rPr>
@@ -303,6 +373,7 @@
     </w:p>
     <w:p>
       <w:pPr>
+        <w:spacing w:line="259" w:lineRule="auto" w:after="60"/>
         <w:jc w:val="left"/>
       </w:pPr>
       <w:r>
@@ -446,6 +517,7 @@
     </w:tbl>
     <w:p>
       <w:pPr>
+        <w:spacing w:line="259" w:lineRule="auto" w:after="60"/>
         <w:jc w:val="left"/>
       </w:pPr>
       <w:r>
@@ -590,6 +662,7 @@
     <w:p>
       <w:pPr>
         <w:pStyle w:val="Heading2"/>
+        <w:spacing w:line="259" w:lineRule="auto" w:after="60"/>
       </w:pPr>
       <w:r>
         <w:rPr>
@@ -600,6 +673,7 @@
     </w:p>
     <w:p>
       <w:pPr>
+        <w:spacing w:line="259" w:lineRule="auto" w:after="60"/>
         <w:jc w:val="left"/>
       </w:pPr>
       <w:r>
@@ -609,6 +683,7 @@
     <w:p>
       <w:pPr>
         <w:pStyle w:val="ListNumber"/>
+        <w:spacing w:line="259" w:lineRule="auto" w:after="60"/>
       </w:pPr>
       <w:r>
         <w:t xml:space="preserve">die Steuerfreiheit des verbleibenden Sanierungsertrags nach § 3a Abs. 3 EStG für die Komplementär-GmbH in Höhe von </w:t>
@@ -626,6 +701,7 @@
     <w:p>
       <w:pPr>
         <w:pStyle w:val="ListNumber"/>
+        <w:spacing w:line="259" w:lineRule="auto" w:after="60"/>
       </w:pPr>
       <w:r>
         <w:t>dies im KSt-Bescheid 2026 der Grossbach Verwaltungs-GmbH (HRB 31412 AG Erfurt, StNr. 156/120/82736) sowie in der gesonderten und einheitlichen Feststellung der Einkünfte 2026 der Grossbach Druckguss &amp; Präzision GmbH &amp; Co. KG (HRA 6128 AG Erfurt) entsprechend zu berücksichtigen;</w:t>
@@ -634,6 +710,7 @@
     <w:p>
       <w:pPr>
         <w:pStyle w:val="ListNumber"/>
+        <w:spacing w:line="259" w:lineRule="auto" w:after="60"/>
       </w:pPr>
       <w:r>
         <w:t>uns vor Erlass des KSt-Bescheids 2026 Gelegenheit zur Stellungnahme zu geben (§ 91 AO).</w:t>
@@ -642,6 +719,7 @@
     <w:p>
       <w:pPr>
         <w:pStyle w:val="Heading2"/>
+        <w:spacing w:line="259" w:lineRule="auto" w:after="60"/>
       </w:pPr>
       <w:r>
         <w:rPr>
@@ -652,6 +730,7 @@
     </w:p>
     <w:p>
       <w:pPr>
+        <w:spacing w:line="259" w:lineRule="auto" w:after="60"/>
         <w:jc w:val="left"/>
       </w:pPr>
       <w:r>
@@ -661,6 +740,7 @@
     <w:p>
       <w:pPr>
         <w:pStyle w:val="Heading2"/>
+        <w:spacing w:line="259" w:lineRule="auto" w:after="60"/>
       </w:pPr>
       <w:r>
         <w:rPr>
@@ -671,6 +751,7 @@
     </w:p>
     <w:p>
       <w:pPr>
+        <w:spacing w:line="259" w:lineRule="auto" w:after="60"/>
         <w:jc w:val="left"/>
       </w:pPr>
       <w:r>
@@ -680,6 +761,7 @@
     <w:p>
       <w:pPr>
         <w:pStyle w:val="Heading2"/>
+        <w:spacing w:line="259" w:lineRule="auto" w:after="60"/>
       </w:pPr>
       <w:r>
         <w:rPr>
@@ -1061,9 +1143,14 @@
         </w:tc>
       </w:tr>
     </w:tbl>
-    <w:p/>
     <w:p>
       <w:pPr>
+        <w:spacing w:line="259" w:lineRule="auto" w:after="60"/>
+      </w:pPr>
+    </w:p>
+    <w:p>
+      <w:pPr>
+        <w:spacing w:line="259" w:lineRule="auto" w:after="60"/>
         <w:jc w:val="left"/>
       </w:pPr>
       <w:r>
@@ -1072,6 +1159,7 @@
     </w:p>
     <w:p>
       <w:pPr>
+        <w:spacing w:line="259" w:lineRule="auto" w:after="60"/>
         <w:jc w:val="left"/>
       </w:pPr>
       <w:r>
@@ -1080,16 +1168,22 @@
     </w:p>
     <w:p>
       <w:pPr>
+        <w:spacing w:line="259" w:lineRule="auto" w:after="60"/>
         <w:jc w:val="left"/>
       </w:pPr>
       <w:r>
         <w:t>für Grossbach Druckguss &amp; Präzision GmbH &amp; Co. KG</w:t>
       </w:r>
     </w:p>
-    <w:p/>
+    <w:p>
+      <w:pPr>
+        <w:spacing w:line="259" w:lineRule="auto" w:after="60"/>
+      </w:pPr>
+    </w:p>
     <w:p>
       <w:pPr>
         <w:pStyle w:val="Heading2"/>
+        <w:spacing w:line="259" w:lineRule="auto" w:after="60"/>
       </w:pPr>
       <w:r>
         <w:rPr>
@@ -1101,6 +1195,7 @@
     <w:p>
       <w:pPr>
         <w:pStyle w:val="ListBullet"/>
+        <w:spacing w:line="259" w:lineRule="auto" w:after="60"/>
       </w:pPr>
       <w:r>
         <w:t>Versanddatum ist auf 28.04.2026 festgelegt, damit das FA noch vor Plan-Bestätigung (25.06.2026) eine vorläufige Position einnehmen kann.</w:t>
@@ -1109,6 +1204,7 @@
     <w:p>
       <w:pPr>
         <w:pStyle w:val="ListBullet"/>
+        <w:spacing w:line="259" w:lineRule="auto" w:after="60"/>
       </w:pPr>
       <w:r>
         <w:t xml:space="preserve">Wenn dieser Versanddatum-Zeitplan eingehalten wird, ist die Linie des FG Koeln 12 K 1413/25 für die Schuldnerin </w:t>
@@ -1126,6 +1222,7 @@
     <w:p>
       <w:pPr>
         <w:pStyle w:val="ListBullet"/>
+        <w:spacing w:line="259" w:lineRule="auto" w:after="60"/>
       </w:pPr>
       <w:r>
         <w:rPr>
@@ -1140,19 +1237,65 @@
     <w:p>
       <w:pPr>
         <w:pStyle w:val="ListBullet"/>
+        <w:spacing w:line="259" w:lineRule="auto" w:after="60"/>
       </w:pPr>
       <w:r>
         <w:t>Empfehlung Sozietät Drosselberg: Spätestens 30.04.2026 versenden. Bestätigung per ELSTER-Quittung in die Akte legen.</w:t>
       </w:r>
     </w:p>
     <w:sectPr>
+      <w:headerReference w:type="default" r:id="rId9"/>
+      <w:footerReference w:type="default" r:id="rId10"/>
       <w:pgSz w:w="11906" w:h="16838"/>
-      <w:pgMar w:top="1417" w:right="1417" w:bottom="1417" w:left="1417" w:header="720" w:footer="720" w:gutter="0"/>
+      <w:pgMar w:top="1191" w:right="1247" w:bottom="1134" w:left="1361" w:header="720" w:footer="720" w:gutter="0"/>
       <w:cols w:space="720"/>
       <w:docGrid w:linePitch="360"/>
     </w:sectPr>
   </w:body>
 </w:document>
+</file>
+
+<file path=word/footer1.xml><?xml version="1.0" encoding="utf-8"?>
+<w:ftr xmlns:m="http://schemas.openxmlformats.org/officeDocument/2006/math" xmlns:mc="http://schemas.openxmlformats.org/markup-compatibility/2006" xmlns:mo="http://schemas.microsoft.com/office/mac/office/2008/main" xmlns:mv="urn:schemas-microsoft-com:mac:vml" xmlns:o="urn:schemas-microsoft-com:office:office" xmlns:r="http://schemas.openxmlformats.org/officeDocument/2006/relationships" xmlns:v="urn:schemas-microsoft-com:vml" xmlns:w10="urn:schemas-microsoft-com:office:word" xmlns:w14="http://schemas.microsoft.com/office/word/2010/wordml" xmlns:w="http://schemas.openxmlformats.org/wordprocessingml/2006/main" xmlns:wne="http://schemas.microsoft.com/office/word/2006/wordml" xmlns:wp14="http://schemas.microsoft.com/office/word/2010/wordprocessingDrawing" xmlns:wp="http://schemas.openxmlformats.org/drawingml/2006/wordprocessingDrawing" xmlns:wpc="http://schemas.microsoft.com/office/word/2010/wordprocessingCanvas" xmlns:wpg="http://schemas.microsoft.com/office/word/2010/wordprocessingGroup" xmlns:wpi="http://schemas.microsoft.com/office/word/2010/wordprocessingInk" xmlns:wps="http://schemas.microsoft.com/office/word/2010/wordprocessingShape" mc:Ignorable="w14 wp14">
+  <w:p>
+    <w:pPr>
+      <w:pStyle w:val="Footer"/>
+      <w:jc w:val="left"/>
+    </w:pPr>
+    <w:r/>
+    <w:r>
+      <w:rPr>
+        <w:rFonts w:ascii="Times New Roman" w:hAnsi="Times New Roman"/>
+        <w:b w:val="0"/>
+        <w:color w:val="777777"/>
+        <w:sz w:val="17"/>
+      </w:rPr>
+      <w:t>Vertraulich | Bearbeitungsstand Juli 2026 | nur zur Aktenbearbeitung</w:t>
+    </w:r>
+  </w:p>
+</w:ftr>
+</file>
+
+<file path=word/header1.xml><?xml version="1.0" encoding="utf-8"?>
+<w:hdr xmlns:m="http://schemas.openxmlformats.org/officeDocument/2006/math" xmlns:mc="http://schemas.openxmlformats.org/markup-compatibility/2006" xmlns:mo="http://schemas.microsoft.com/office/mac/office/2008/main" xmlns:mv="urn:schemas-microsoft-com:mac:vml" xmlns:o="urn:schemas-microsoft-com:office:office" xmlns:r="http://schemas.openxmlformats.org/officeDocument/2006/relationships" xmlns:v="urn:schemas-microsoft-com:vml" xmlns:w10="urn:schemas-microsoft-com:office:word" xmlns:w14="http://schemas.microsoft.com/office/word/2010/wordml" xmlns:w="http://schemas.openxmlformats.org/wordprocessingml/2006/main" xmlns:wne="http://schemas.microsoft.com/office/word/2006/wordml" xmlns:wp14="http://schemas.microsoft.com/office/word/2010/wordprocessingDrawing" xmlns:wp="http://schemas.openxmlformats.org/drawingml/2006/wordprocessingDrawing" xmlns:wpc="http://schemas.microsoft.com/office/word/2010/wordprocessingCanvas" xmlns:wpg="http://schemas.microsoft.com/office/word/2010/wordprocessingGroup" xmlns:wpi="http://schemas.microsoft.com/office/word/2010/wordprocessingInk" xmlns:wps="http://schemas.microsoft.com/office/word/2010/wordprocessingShape" mc:Ignorable="w14 wp14">
+  <w:p>
+    <w:pPr>
+      <w:pStyle w:val="Header"/>
+      <w:jc w:val="left"/>
+    </w:pPr>
+    <w:r/>
+    <w:r>
+      <w:rPr>
+        <w:rFonts w:ascii="Times New Roman" w:hAnsi="Times New Roman"/>
+        <w:b w:val="0"/>
+        <w:i w:val="0"/>
+        <w:color w:val="666666"/>
+        <w:sz w:val="17"/>
+      </w:rPr>
+      <w:t>Lindenhof und Partner mbB | Insolvenz- und Restrukturierungsakte | Bearbeitungsstand Juli 2026</w:t>
+    </w:r>
+  </w:p>
+</w:hdr>
 </file>
 
 <file path=word/numbering.xml><?xml version="1.0" encoding="utf-8"?>
@@ -1869,11 +2012,12 @@
       <w:contextualSpacing/>
     </w:pPr>
     <w:rPr>
-      <w:rFonts w:asciiTheme="majorHAnsi" w:eastAsiaTheme="majorEastAsia" w:hAnsiTheme="majorHAnsi" w:cstheme="majorBidi"/>
+      <w:rFonts w:asciiTheme="majorHAnsi" w:eastAsiaTheme="majorEastAsia" w:hAnsiTheme="majorHAnsi" w:cstheme="majorBidi" w:ascii="Times New Roman" w:hAnsi="Times New Roman"/>
+      <w:b/>
       <w:color w:val="17365D" w:themeColor="text2" w:themeShade="BF"/>
       <w:spacing w:val="5"/>
       <w:kern w:val="28"/>
-      <w:sz w:val="52"/>
+      <w:sz w:val="30"/>
       <w:szCs w:val="52"/>
     </w:rPr>
   </w:style>
